--- a/Bahasa Indonesia/108_Aisyah Currents_Tugas Skripsi.docx
+++ b/Bahasa Indonesia/108_Aisyah Currents_Tugas Skripsi.docx
@@ -116,7 +116,7 @@
     </w:p>
     <w:p>
       <w:pPr>
-        <w:spacing w:before="240" w:after="240" w:line="360" w:lineRule="auto"/>
+        <w:spacing w:before="240" w:after="240"/>
         <w:jc w:val="center"/>
         <w:rPr>
           <w:rFonts w:ascii="Times New Roman" w:eastAsia="Times New Roman" w:hAnsi="Times New Roman" w:cs="Times New Roman"/>
@@ -127,7 +127,7 @@
     </w:p>
     <w:p>
       <w:pPr>
-        <w:spacing w:before="240" w:after="240" w:line="360" w:lineRule="auto"/>
+        <w:spacing w:before="240" w:after="240"/>
         <w:jc w:val="center"/>
         <w:rPr>
           <w:rFonts w:ascii="Times New Roman" w:eastAsia="Times New Roman" w:hAnsi="Times New Roman" w:cs="Times New Roman"/>
@@ -314,7 +314,6 @@
     <w:p>
       <w:pPr>
         <w:spacing w:before="240" w:after="240"/>
-        <w:jc w:val="center"/>
         <w:rPr>
           <w:rFonts w:ascii="Times New Roman" w:eastAsia="Times New Roman" w:hAnsi="Times New Roman" w:cs="Times New Roman"/>
           <w:b/>
@@ -344,17 +343,7 @@
           <w:sz w:val="24"/>
           <w:szCs w:val="24"/>
         </w:rPr>
-        <w:t>P</w:t>
-      </w:r>
-      <w:r>
-        <w:rPr>
-          <w:rFonts w:ascii="Times New Roman" w:eastAsia="Times New Roman" w:hAnsi="Times New Roman" w:cs="Times New Roman"/>
-          <w:b/>
-          <w:bCs/>
-          <w:sz w:val="24"/>
-          <w:szCs w:val="24"/>
-        </w:rPr>
-        <w:t>ROGRAM STUDI MANAJEMEN INFORMATIKA</w:t>
+        <w:t>UNIVERSITAS NEGERI SURABAYA</w:t>
       </w:r>
     </w:p>
     <w:p>
@@ -377,17 +366,7 @@
           <w:sz w:val="24"/>
           <w:szCs w:val="24"/>
         </w:rPr>
-        <w:t>FAKUL</w:t>
-      </w:r>
-      <w:r>
-        <w:rPr>
-          <w:rFonts w:ascii="Times New Roman" w:eastAsia="Times New Roman" w:hAnsi="Times New Roman" w:cs="Times New Roman"/>
-          <w:b/>
-          <w:bCs/>
-          <w:sz w:val="24"/>
-          <w:szCs w:val="24"/>
-        </w:rPr>
-        <w:t>TAS VOKASI</w:t>
+        <w:t>FAKULTAS VOKASI</w:t>
       </w:r>
     </w:p>
     <w:p>
@@ -410,7 +389,7 @@
           <w:sz w:val="24"/>
           <w:szCs w:val="24"/>
         </w:rPr>
-        <w:t>UNIVERSITAS NEGERI SURABAYA</w:t>
+        <w:t>PROGRAM STUDI MANAJEMEN INFORMATIKA</w:t>
       </w:r>
     </w:p>
     <w:p>
@@ -439,12 +418,12 @@
     <w:p>
       <w:pPr>
         <w:pStyle w:val="Heading1"/>
-        <w:spacing w:line="240" w:lineRule="auto"/>
         <w:jc w:val="center"/>
         <w:rPr>
           <w:rFonts w:ascii="Times New Roman" w:hAnsi="Times New Roman" w:cs="Times New Roman"/>
           <w:b/>
-          <w:sz w:val="32"/>
+          <w:sz w:val="24"/>
+          <w:szCs w:val="24"/>
           <w:lang w:val="en-US"/>
         </w:rPr>
       </w:pPr>
@@ -452,7 +431,8 @@
         <w:rPr>
           <w:rFonts w:ascii="Times New Roman" w:hAnsi="Times New Roman" w:cs="Times New Roman"/>
           <w:b/>
-          <w:sz w:val="32"/>
+          <w:sz w:val="24"/>
+          <w:szCs w:val="24"/>
           <w:lang w:val="en-US"/>
         </w:rPr>
         <w:lastRenderedPageBreak/>
@@ -462,12 +442,12 @@
     <w:p>
       <w:pPr>
         <w:pStyle w:val="Heading1"/>
-        <w:spacing w:line="240" w:lineRule="auto"/>
         <w:jc w:val="center"/>
         <w:rPr>
           <w:rFonts w:ascii="Times New Roman" w:hAnsi="Times New Roman" w:cs="Times New Roman"/>
           <w:b/>
-          <w:sz w:val="32"/>
+          <w:sz w:val="24"/>
+          <w:szCs w:val="24"/>
           <w:lang w:val="en-US"/>
         </w:rPr>
       </w:pPr>
@@ -475,7 +455,8 @@
         <w:rPr>
           <w:rFonts w:ascii="Times New Roman" w:hAnsi="Times New Roman" w:cs="Times New Roman"/>
           <w:b/>
-          <w:sz w:val="32"/>
+          <w:sz w:val="24"/>
+          <w:szCs w:val="24"/>
           <w:lang w:val="en-US"/>
         </w:rPr>
         <w:t>PENDAHULUAN</w:t>
@@ -491,7 +472,7 @@
         <w:rPr>
           <w:rFonts w:ascii="Times New Roman" w:hAnsi="Times New Roman" w:cs="Times New Roman"/>
           <w:b/>
-          <w:sz w:val="28"/>
+          <w:sz w:val="24"/>
           <w:szCs w:val="24"/>
           <w:lang w:val="en-US"/>
         </w:rPr>
@@ -500,7 +481,7 @@
         <w:rPr>
           <w:rFonts w:ascii="Times New Roman" w:hAnsi="Times New Roman" w:cs="Times New Roman"/>
           <w:b/>
-          <w:sz w:val="28"/>
+          <w:sz w:val="24"/>
           <w:szCs w:val="24"/>
         </w:rPr>
         <w:t>Latar Belakang</w:t>
@@ -515,7 +496,6 @@
           <w:right w:val="nil"/>
           <w:between w:val="nil"/>
         </w:pBdr>
-        <w:spacing w:line="360" w:lineRule="auto"/>
         <w:ind w:left="720" w:firstLine="420"/>
         <w:jc w:val="both"/>
         <w:rPr>
@@ -774,7 +754,6 @@
           <w:right w:val="nil"/>
           <w:between w:val="nil"/>
         </w:pBdr>
-        <w:spacing w:line="360" w:lineRule="auto"/>
         <w:ind w:left="720" w:firstLine="420"/>
         <w:jc w:val="both"/>
         <w:rPr>
@@ -876,7 +855,17 @@
           <w:sz w:val="24"/>
           <w:szCs w:val="24"/>
         </w:rPr>
-        <w:t xml:space="preserve">gsung, dan peniruan praktik </w:t>
+        <w:t xml:space="preserve">gsung, dan peniruan </w:t>
+      </w:r>
+      <w:bookmarkStart w:id="0" w:name="_GoBack"/>
+      <w:bookmarkEnd w:id="0"/>
+      <w:r>
+        <w:rPr>
+          <w:rFonts w:ascii="Times New Roman" w:hAnsi="Times New Roman" w:cs="Times New Roman"/>
+          <w:sz w:val="24"/>
+          <w:szCs w:val="24"/>
+        </w:rPr>
+        <w:t xml:space="preserve">praktik </w:t>
       </w:r>
       <w:r>
         <w:rPr>
@@ -984,7 +973,6 @@
           <w:right w:val="nil"/>
           <w:between w:val="nil"/>
         </w:pBdr>
-        <w:spacing w:line="360" w:lineRule="auto"/>
         <w:ind w:left="720" w:firstLine="420"/>
         <w:jc w:val="both"/>
         <w:rPr>
@@ -1107,7 +1095,6 @@
           <w:right w:val="nil"/>
           <w:between w:val="nil"/>
         </w:pBdr>
-        <w:spacing w:line="360" w:lineRule="auto"/>
         <w:ind w:left="720" w:firstLine="420"/>
         <w:jc w:val="both"/>
         <w:rPr>
@@ -1192,15 +1179,7 @@
           <w:rFonts w:ascii="Times New Roman" w:hAnsi="Times New Roman" w:cs="Times New Roman"/>
           <w:sz w:val="24"/>
         </w:rPr>
-        <w:t xml:space="preserve">. </w:t>
-      </w:r>
-      <w:r>
-        <w:rPr>
-          <w:rFonts w:ascii="Times New Roman" w:hAnsi="Times New Roman" w:cs="Times New Roman"/>
-          <w:sz w:val="24"/>
-        </w:rPr>
-        <w:lastRenderedPageBreak/>
-        <w:t>Penelitian ini diharapkan dapat memberikan gambaran mengenai peran GitHub dalam mendukung proses pembelajaran kolaboratif mahasiswa.</w:t>
+        <w:t>. Penelitian ini diharapkan dapat memberikan gambaran mengenai peran GitHub dalam mendukung proses pembelajaran kolaboratif mahasiswa.</w:t>
       </w:r>
     </w:p>
     <w:p>
@@ -1213,7 +1192,7 @@
         <w:rPr>
           <w:rFonts w:ascii="Times New Roman" w:hAnsi="Times New Roman" w:cs="Times New Roman"/>
           <w:b/>
-          <w:sz w:val="28"/>
+          <w:sz w:val="24"/>
           <w:szCs w:val="24"/>
           <w:lang w:val="en-US"/>
         </w:rPr>
@@ -1223,7 +1202,7 @@
           <w:rFonts w:ascii="Times New Roman" w:eastAsia="Times New Roman" w:hAnsi="Times New Roman" w:cs="Times New Roman"/>
           <w:b/>
           <w:bCs/>
-          <w:sz w:val="28"/>
+          <w:sz w:val="24"/>
           <w:szCs w:val="24"/>
         </w:rPr>
         <w:t>Rumusan Masalah</w:t>
@@ -1238,7 +1217,6 @@
           <w:right w:val="nil"/>
           <w:between w:val="nil"/>
         </w:pBdr>
-        <w:spacing w:line="360" w:lineRule="auto"/>
         <w:ind w:left="720" w:firstLine="360"/>
         <w:jc w:val="both"/>
         <w:rPr>
@@ -1272,7 +1250,6 @@
           <w:right w:val="nil"/>
           <w:between w:val="nil"/>
         </w:pBdr>
-        <w:spacing w:line="360" w:lineRule="auto"/>
         <w:jc w:val="both"/>
         <w:rPr>
           <w:rFonts w:ascii="Times New Roman" w:hAnsi="Times New Roman" w:cs="Times New Roman"/>
@@ -1301,7 +1278,6 @@
           <w:right w:val="nil"/>
           <w:between w:val="nil"/>
         </w:pBdr>
-        <w:spacing w:line="360" w:lineRule="auto"/>
         <w:jc w:val="both"/>
         <w:rPr>
           <w:rFonts w:ascii="Times New Roman" w:eastAsia="Times New Roman" w:hAnsi="Times New Roman" w:cs="Times New Roman"/>
@@ -1315,6 +1291,7 @@
           <w:rFonts w:ascii="Times New Roman" w:hAnsi="Times New Roman" w:cs="Times New Roman"/>
           <w:sz w:val="24"/>
         </w:rPr>
+        <w:lastRenderedPageBreak/>
         <w:t xml:space="preserve">Sejauh mana mahasiswa memanfaatkan fitur-fitur GitHub (seperti </w:t>
       </w:r>
       <w:r>
@@ -1380,7 +1357,6 @@
           <w:right w:val="nil"/>
           <w:between w:val="nil"/>
         </w:pBdr>
-        <w:spacing w:line="360" w:lineRule="auto"/>
         <w:jc w:val="both"/>
         <w:rPr>
           <w:rFonts w:ascii="Times New Roman" w:eastAsia="Times New Roman" w:hAnsi="Times New Roman" w:cs="Times New Roman"/>
@@ -1465,7 +1441,6 @@
           <w:right w:val="nil"/>
           <w:between w:val="nil"/>
         </w:pBdr>
-        <w:spacing w:line="360" w:lineRule="auto"/>
         <w:ind w:left="1140"/>
         <w:jc w:val="both"/>
         <w:rPr>
@@ -1499,7 +1474,6 @@
           <w:right w:val="nil"/>
           <w:between w:val="nil"/>
         </w:pBdr>
-        <w:spacing w:line="360" w:lineRule="auto"/>
         <w:jc w:val="both"/>
         <w:rPr>
           <w:rFonts w:ascii="Times New Roman" w:eastAsia="Times New Roman" w:hAnsi="Times New Roman" w:cs="Times New Roman"/>
@@ -1548,7 +1522,6 @@
           <w:right w:val="nil"/>
           <w:between w:val="nil"/>
         </w:pBdr>
-        <w:spacing w:line="360" w:lineRule="auto"/>
         <w:jc w:val="both"/>
         <w:rPr>
           <w:rFonts w:ascii="Times New Roman" w:eastAsia="Times New Roman" w:hAnsi="Times New Roman" w:cs="Times New Roman"/>
@@ -1579,7 +1552,6 @@
           <w:right w:val="nil"/>
           <w:between w:val="nil"/>
         </w:pBdr>
-        <w:spacing w:line="360" w:lineRule="auto"/>
         <w:jc w:val="both"/>
         <w:rPr>
           <w:rFonts w:ascii="Times New Roman" w:eastAsia="Times New Roman" w:hAnsi="Times New Roman" w:cs="Times New Roman"/>
@@ -1632,7 +1604,6 @@
           <w:right w:val="nil"/>
           <w:between w:val="nil"/>
         </w:pBdr>
-        <w:spacing w:line="360" w:lineRule="auto"/>
         <w:ind w:left="1140"/>
         <w:jc w:val="both"/>
         <w:rPr>
@@ -1664,7 +1635,6 @@
           <w:right w:val="nil"/>
           <w:between w:val="nil"/>
         </w:pBdr>
-        <w:spacing w:line="360" w:lineRule="auto"/>
         <w:jc w:val="both"/>
         <w:rPr>
           <w:rFonts w:ascii="Times New Roman" w:eastAsia="Times New Roman" w:hAnsi="Times New Roman" w:cs="Times New Roman"/>
@@ -1723,7 +1693,6 @@
           <w:right w:val="nil"/>
           <w:between w:val="nil"/>
         </w:pBdr>
-        <w:spacing w:line="360" w:lineRule="auto"/>
         <w:jc w:val="both"/>
         <w:rPr>
           <w:rFonts w:ascii="Times New Roman" w:eastAsia="Times New Roman" w:hAnsi="Times New Roman" w:cs="Times New Roman"/>
@@ -1737,7 +1706,6 @@
           <w:sz w:val="24"/>
           <w:szCs w:val="24"/>
         </w:rPr>
-        <w:lastRenderedPageBreak/>
         <w:t>Sebagai</w:t>
       </w:r>
       <w:r>
@@ -1797,7 +1765,6 @@
           <w:right w:val="nil"/>
           <w:between w:val="nil"/>
         </w:pBdr>
-        <w:spacing w:line="360" w:lineRule="auto"/>
         <w:jc w:val="both"/>
         <w:rPr>
           <w:rFonts w:ascii="Times New Roman" w:eastAsia="Times New Roman" w:hAnsi="Times New Roman" w:cs="Times New Roman"/>
@@ -1866,7 +1833,6 @@
           <w:right w:val="nil"/>
           <w:between w:val="nil"/>
         </w:pBdr>
-        <w:spacing w:line="360" w:lineRule="auto"/>
         <w:ind w:left="1140"/>
         <w:jc w:val="both"/>
         <w:rPr>
@@ -1896,7 +1862,6 @@
           <w:right w:val="nil"/>
           <w:between w:val="nil"/>
         </w:pBdr>
-        <w:spacing w:line="360" w:lineRule="auto"/>
         <w:jc w:val="both"/>
         <w:rPr>
           <w:rFonts w:ascii="Times New Roman" w:eastAsia="Times New Roman" w:hAnsi="Times New Roman" w:cs="Times New Roman"/>
@@ -1954,7 +1919,6 @@
           <w:right w:val="nil"/>
           <w:between w:val="nil"/>
         </w:pBdr>
-        <w:spacing w:line="360" w:lineRule="auto"/>
         <w:jc w:val="both"/>
         <w:rPr>
           <w:rFonts w:ascii="Times New Roman" w:eastAsia="Times New Roman" w:hAnsi="Times New Roman" w:cs="Times New Roman"/>
@@ -2004,7 +1968,6 @@
           <w:right w:val="nil"/>
           <w:between w:val="nil"/>
         </w:pBdr>
-        <w:spacing w:line="360" w:lineRule="auto"/>
         <w:jc w:val="both"/>
         <w:rPr>
           <w:rFonts w:ascii="Times New Roman" w:eastAsia="Times New Roman" w:hAnsi="Times New Roman" w:cs="Times New Roman"/>
@@ -2082,7 +2045,6 @@
     <w:p>
       <w:pPr>
         <w:pStyle w:val="Heading1"/>
-        <w:spacing w:line="240" w:lineRule="auto"/>
         <w:jc w:val="center"/>
         <w:rPr>
           <w:rFonts w:ascii="Times New Roman" w:hAnsi="Times New Roman" w:cs="Times New Roman"/>
@@ -2105,7 +2067,6 @@
     <w:p>
       <w:pPr>
         <w:pStyle w:val="Heading1"/>
-        <w:spacing w:line="240" w:lineRule="auto"/>
         <w:jc w:val="center"/>
         <w:rPr>
           <w:rFonts w:ascii="Times New Roman" w:hAnsi="Times New Roman" w:cs="Times New Roman"/>
@@ -2203,7 +2164,6 @@
     </w:p>
     <w:p>
       <w:pPr>
-        <w:spacing w:line="360" w:lineRule="auto"/>
         <w:jc w:val="both"/>
         <w:rPr>
           <w:rFonts w:ascii="Times New Roman" w:eastAsia="Times New Roman" w:hAnsi="Times New Roman" w:cs="Times New Roman"/>
@@ -2214,7 +2174,6 @@
     </w:p>
     <w:p>
       <w:pPr>
-        <w:spacing w:line="360" w:lineRule="auto"/>
         <w:jc w:val="center"/>
         <w:rPr>
           <w:rFonts w:ascii="Times New Roman" w:eastAsia="Times New Roman" w:hAnsi="Times New Roman" w:cs="Times New Roman"/>
@@ -2265,7 +2224,7 @@
           </w:tcPr>
           <w:p>
             <w:pPr>
-              <w:spacing w:line="360" w:lineRule="auto"/>
+              <w:spacing w:line="276" w:lineRule="auto"/>
               <w:rPr>
                 <w:rFonts w:ascii="Times New Roman" w:eastAsia="Times New Roman" w:hAnsi="Times New Roman" w:cs="Times New Roman"/>
                 <w:b/>
@@ -2292,7 +2251,7 @@
           </w:tcPr>
           <w:p>
             <w:pPr>
-              <w:spacing w:line="360" w:lineRule="auto"/>
+              <w:spacing w:line="276" w:lineRule="auto"/>
               <w:jc w:val="center"/>
               <w:rPr>
                 <w:rFonts w:ascii="Times New Roman" w:eastAsia="Times New Roman" w:hAnsi="Times New Roman" w:cs="Times New Roman"/>
@@ -2320,7 +2279,7 @@
           </w:tcPr>
           <w:p>
             <w:pPr>
-              <w:spacing w:line="360" w:lineRule="auto"/>
+              <w:spacing w:line="276" w:lineRule="auto"/>
               <w:jc w:val="center"/>
               <w:rPr>
                 <w:rFonts w:ascii="Times New Roman" w:eastAsia="Times New Roman" w:hAnsi="Times New Roman" w:cs="Times New Roman"/>
@@ -2348,7 +2307,7 @@
           </w:tcPr>
           <w:p>
             <w:pPr>
-              <w:spacing w:line="360" w:lineRule="auto"/>
+              <w:spacing w:line="276" w:lineRule="auto"/>
               <w:jc w:val="center"/>
               <w:rPr>
                 <w:rFonts w:ascii="Times New Roman" w:eastAsia="Times New Roman" w:hAnsi="Times New Roman" w:cs="Times New Roman"/>
@@ -2376,7 +2335,7 @@
           </w:tcPr>
           <w:p>
             <w:pPr>
-              <w:spacing w:line="360" w:lineRule="auto"/>
+              <w:spacing w:line="276" w:lineRule="auto"/>
               <w:jc w:val="center"/>
               <w:rPr>
                 <w:rFonts w:ascii="Times New Roman" w:eastAsia="Times New Roman" w:hAnsi="Times New Roman" w:cs="Times New Roman"/>
@@ -2406,7 +2365,7 @@
           </w:tcPr>
           <w:p>
             <w:pPr>
-              <w:spacing w:line="360" w:lineRule="auto"/>
+              <w:spacing w:line="276" w:lineRule="auto"/>
               <w:jc w:val="center"/>
               <w:rPr>
                 <w:rFonts w:ascii="Times New Roman" w:eastAsia="Times New Roman" w:hAnsi="Times New Roman" w:cs="Times New Roman"/>
@@ -2430,7 +2389,7 @@
           </w:tcPr>
           <w:p>
             <w:pPr>
-              <w:spacing w:line="360" w:lineRule="auto"/>
+              <w:spacing w:line="276" w:lineRule="auto"/>
               <w:rPr>
                 <w:rFonts w:ascii="Times New Roman" w:eastAsia="Times New Roman" w:hAnsi="Times New Roman" w:cs="Times New Roman"/>
                 <w:sz w:val="24"/>
@@ -2445,7 +2404,7 @@
           </w:tcPr>
           <w:p>
             <w:pPr>
-              <w:spacing w:line="360" w:lineRule="auto"/>
+              <w:spacing w:line="276" w:lineRule="auto"/>
               <w:jc w:val="center"/>
               <w:rPr>
                 <w:rFonts w:ascii="Times New Roman" w:eastAsia="Times New Roman" w:hAnsi="Times New Roman" w:cs="Times New Roman"/>
@@ -2461,7 +2420,7 @@
           </w:tcPr>
           <w:p>
             <w:pPr>
-              <w:spacing w:line="360" w:lineRule="auto"/>
+              <w:spacing w:line="276" w:lineRule="auto"/>
               <w:jc w:val="center"/>
               <w:rPr>
                 <w:rFonts w:ascii="Times New Roman" w:eastAsia="Times New Roman" w:hAnsi="Times New Roman" w:cs="Times New Roman"/>
@@ -2477,7 +2436,7 @@
           </w:tcPr>
           <w:p>
             <w:pPr>
-              <w:spacing w:line="360" w:lineRule="auto"/>
+              <w:spacing w:line="276" w:lineRule="auto"/>
               <w:rPr>
                 <w:rFonts w:ascii="Times New Roman" w:eastAsia="Times New Roman" w:hAnsi="Times New Roman" w:cs="Times New Roman"/>
                 <w:sz w:val="24"/>
@@ -2494,7 +2453,7 @@
           </w:tcPr>
           <w:p>
             <w:pPr>
-              <w:spacing w:line="360" w:lineRule="auto"/>
+              <w:spacing w:line="276" w:lineRule="auto"/>
               <w:jc w:val="center"/>
               <w:rPr>
                 <w:rFonts w:ascii="Times New Roman" w:eastAsia="Times New Roman" w:hAnsi="Times New Roman" w:cs="Times New Roman"/>
@@ -2518,7 +2477,7 @@
           </w:tcPr>
           <w:p>
             <w:pPr>
-              <w:spacing w:line="360" w:lineRule="auto"/>
+              <w:spacing w:line="276" w:lineRule="auto"/>
               <w:rPr>
                 <w:rFonts w:ascii="Times New Roman" w:eastAsia="Times New Roman" w:hAnsi="Times New Roman" w:cs="Times New Roman"/>
                 <w:sz w:val="24"/>
@@ -2533,7 +2492,7 @@
           </w:tcPr>
           <w:p>
             <w:pPr>
-              <w:spacing w:line="360" w:lineRule="auto"/>
+              <w:spacing w:line="276" w:lineRule="auto"/>
               <w:jc w:val="center"/>
               <w:rPr>
                 <w:rFonts w:ascii="Times New Roman" w:eastAsia="Times New Roman" w:hAnsi="Times New Roman" w:cs="Times New Roman"/>
@@ -2549,7 +2508,7 @@
           </w:tcPr>
           <w:p>
             <w:pPr>
-              <w:spacing w:line="360" w:lineRule="auto"/>
+              <w:spacing w:line="276" w:lineRule="auto"/>
               <w:jc w:val="center"/>
               <w:rPr>
                 <w:rFonts w:ascii="Times New Roman" w:eastAsia="Times New Roman" w:hAnsi="Times New Roman" w:cs="Times New Roman"/>
@@ -2565,7 +2524,7 @@
           </w:tcPr>
           <w:p>
             <w:pPr>
-              <w:spacing w:line="360" w:lineRule="auto"/>
+              <w:spacing w:line="276" w:lineRule="auto"/>
               <w:rPr>
                 <w:rFonts w:ascii="Times New Roman" w:eastAsia="Times New Roman" w:hAnsi="Times New Roman" w:cs="Times New Roman"/>
                 <w:sz w:val="24"/>
@@ -2582,7 +2541,7 @@
           </w:tcPr>
           <w:p>
             <w:pPr>
-              <w:spacing w:line="360" w:lineRule="auto"/>
+              <w:spacing w:line="276" w:lineRule="auto"/>
               <w:jc w:val="center"/>
               <w:rPr>
                 <w:rFonts w:ascii="Times New Roman" w:eastAsia="Times New Roman" w:hAnsi="Times New Roman" w:cs="Times New Roman"/>
@@ -2606,7 +2565,7 @@
           </w:tcPr>
           <w:p>
             <w:pPr>
-              <w:spacing w:line="360" w:lineRule="auto"/>
+              <w:spacing w:line="276" w:lineRule="auto"/>
               <w:rPr>
                 <w:rFonts w:ascii="Times New Roman" w:eastAsia="Times New Roman" w:hAnsi="Times New Roman" w:cs="Times New Roman"/>
                 <w:sz w:val="24"/>
@@ -2621,7 +2580,7 @@
           </w:tcPr>
           <w:p>
             <w:pPr>
-              <w:spacing w:line="360" w:lineRule="auto"/>
+              <w:spacing w:line="276" w:lineRule="auto"/>
               <w:jc w:val="center"/>
               <w:rPr>
                 <w:rFonts w:ascii="Times New Roman" w:eastAsia="Times New Roman" w:hAnsi="Times New Roman" w:cs="Times New Roman"/>
@@ -2637,7 +2596,7 @@
           </w:tcPr>
           <w:p>
             <w:pPr>
-              <w:spacing w:line="360" w:lineRule="auto"/>
+              <w:spacing w:line="276" w:lineRule="auto"/>
               <w:jc w:val="center"/>
               <w:rPr>
                 <w:rFonts w:ascii="Times New Roman" w:eastAsia="Times New Roman" w:hAnsi="Times New Roman" w:cs="Times New Roman"/>
@@ -2653,7 +2612,7 @@
           </w:tcPr>
           <w:p>
             <w:pPr>
-              <w:spacing w:line="360" w:lineRule="auto"/>
+              <w:spacing w:line="276" w:lineRule="auto"/>
               <w:rPr>
                 <w:rFonts w:ascii="Times New Roman" w:eastAsia="Times New Roman" w:hAnsi="Times New Roman" w:cs="Times New Roman"/>
                 <w:sz w:val="24"/>
@@ -2666,7 +2625,6 @@
     </w:tbl>
     <w:p>
       <w:pPr>
-        <w:spacing w:line="360" w:lineRule="auto"/>
         <w:jc w:val="both"/>
         <w:rPr>
           <w:rFonts w:ascii="Times New Roman" w:eastAsia="Times New Roman" w:hAnsi="Times New Roman" w:cs="Times New Roman"/>
@@ -2701,7 +2659,6 @@
     <w:p>
       <w:pPr>
         <w:pStyle w:val="ListParagraph"/>
-        <w:spacing w:line="360" w:lineRule="auto"/>
         <w:jc w:val="center"/>
         <w:rPr>
           <w:rFonts w:ascii="Times New Roman" w:eastAsia="Times New Roman" w:hAnsi="Times New Roman" w:cs="Times New Roman"/>
@@ -2739,7 +2696,6 @@
     <w:p>
       <w:pPr>
         <w:pStyle w:val="ListParagraph"/>
-        <w:spacing w:line="360" w:lineRule="auto"/>
         <w:jc w:val="center"/>
         <w:rPr>
           <w:rFonts w:ascii="Times New Roman" w:eastAsia="Times New Roman" w:hAnsi="Times New Roman" w:cs="Times New Roman"/>
@@ -2764,7 +2720,6 @@
     </w:p>
     <w:p>
       <w:pPr>
-        <w:spacing w:line="360" w:lineRule="auto"/>
         <w:ind w:left="720"/>
         <w:jc w:val="center"/>
         <w:rPr>
@@ -2778,7 +2733,6 @@
     </w:p>
     <w:p>
       <w:pPr>
-        <w:spacing w:line="360" w:lineRule="auto"/>
         <w:ind w:left="720" w:firstLine="720"/>
         <w:jc w:val="both"/>
         <w:rPr>
@@ -2790,7 +2744,6 @@
     </w:p>
     <w:p>
       <w:pPr>
-        <w:spacing w:line="360" w:lineRule="auto"/>
         <w:ind w:firstLine="720"/>
         <w:jc w:val="both"/>
         <w:rPr>
@@ -2814,7 +2767,6 @@
     </w:p>
     <w:p>
       <w:pPr>
-        <w:spacing w:line="360" w:lineRule="auto"/>
         <w:jc w:val="both"/>
         <w:rPr>
           <w:rFonts w:ascii="Times New Roman" w:eastAsia="Times New Roman" w:hAnsi="Times New Roman" w:cs="Times New Roman"/>
@@ -2868,7 +2820,6 @@
     </w:p>
     <w:p>
       <w:pPr>
-        <w:spacing w:line="360" w:lineRule="auto"/>
         <w:ind w:firstLine="720"/>
         <w:jc w:val="both"/>
         <w:rPr>
@@ -2892,7 +2843,6 @@
     </w:p>
     <w:p>
       <w:pPr>
-        <w:spacing w:line="360" w:lineRule="auto"/>
         <w:jc w:val="both"/>
         <w:rPr>
           <w:rFonts w:ascii="Times New Roman" w:eastAsia="Times New Roman" w:hAnsi="Times New Roman" w:cs="Times New Roman"/>
@@ -2903,7 +2853,6 @@
     </w:p>
     <w:p>
       <w:pPr>
-        <w:spacing w:line="360" w:lineRule="auto"/>
         <w:ind w:firstLine="720"/>
         <w:jc w:val="both"/>
         <w:rPr>
@@ -2927,7 +2876,6 @@
     </w:p>
     <w:p>
       <w:pPr>
-        <w:spacing w:line="360" w:lineRule="auto"/>
         <w:ind w:firstLine="720"/>
         <w:jc w:val="both"/>
         <w:rPr>
@@ -2941,7 +2889,6 @@
     </w:p>
     <w:p>
       <w:pPr>
-        <w:spacing w:line="360" w:lineRule="auto"/>
         <w:ind w:firstLine="720"/>
         <w:jc w:val="both"/>
         <w:rPr>
@@ -2965,7 +2912,6 @@
     </w:p>
     <w:p>
       <w:pPr>
-        <w:spacing w:line="360" w:lineRule="auto"/>
         <w:ind w:firstLine="720"/>
         <w:jc w:val="both"/>
         <w:rPr>
@@ -2979,7 +2925,6 @@
     </w:p>
     <w:p>
       <w:pPr>
-        <w:spacing w:line="360" w:lineRule="auto"/>
         <w:ind w:firstLine="720"/>
         <w:jc w:val="both"/>
         <w:rPr>
@@ -3003,7 +2948,6 @@
     </w:p>
     <w:p>
       <w:pPr>
-        <w:spacing w:line="360" w:lineRule="auto"/>
         <w:ind w:firstLine="720"/>
         <w:jc w:val="both"/>
         <w:rPr>
@@ -3017,7 +2961,6 @@
     </w:p>
     <w:p>
       <w:pPr>
-        <w:spacing w:line="360" w:lineRule="auto"/>
         <w:ind w:firstLine="720"/>
         <w:jc w:val="both"/>
         <w:rPr>
@@ -3048,7 +2991,6 @@
           <w:right w:val="nil"/>
           <w:between w:val="nil"/>
         </w:pBdr>
-        <w:spacing w:line="360" w:lineRule="auto"/>
         <w:ind w:left="1854"/>
         <w:jc w:val="both"/>
         <w:rPr>
@@ -3061,7 +3003,6 @@
     </w:p>
     <w:p>
       <w:pPr>
-        <w:spacing w:line="360" w:lineRule="auto"/>
         <w:ind w:firstLine="720"/>
         <w:jc w:val="both"/>
         <w:rPr>
@@ -3085,7 +3026,6 @@
     </w:p>
     <w:p>
       <w:pPr>
-        <w:spacing w:line="360" w:lineRule="auto"/>
         <w:ind w:firstLine="720"/>
         <w:jc w:val="both"/>
         <w:rPr>
@@ -3099,7 +3039,6 @@
     </w:p>
     <w:p>
       <w:pPr>
-        <w:spacing w:line="360" w:lineRule="auto"/>
         <w:ind w:firstLine="720"/>
         <w:jc w:val="both"/>
         <w:rPr>
@@ -3123,7 +3062,6 @@
     </w:p>
     <w:p>
       <w:pPr>
-        <w:spacing w:line="360" w:lineRule="auto"/>
         <w:ind w:hanging="283"/>
         <w:jc w:val="both"/>
         <w:rPr>
@@ -3132,12 +3070,9 @@
           <w:szCs w:val="24"/>
         </w:rPr>
       </w:pPr>
-      <w:bookmarkStart w:id="0" w:name="_GoBack"/>
-      <w:bookmarkEnd w:id="0"/>
-    </w:p>
-    <w:p>
-      <w:pPr>
-        <w:spacing w:line="360" w:lineRule="auto"/>
+    </w:p>
+    <w:p>
+      <w:pPr>
         <w:ind w:hanging="283"/>
         <w:jc w:val="both"/>
         <w:rPr>
@@ -3149,7 +3084,6 @@
     </w:p>
     <w:p>
       <w:pPr>
-        <w:spacing w:line="360" w:lineRule="auto"/>
         <w:ind w:hanging="283"/>
         <w:jc w:val="both"/>
         <w:rPr>
@@ -3165,7 +3099,6 @@
         <w:autoSpaceDE w:val="0"/>
         <w:autoSpaceDN w:val="0"/>
         <w:adjustRightInd w:val="0"/>
-        <w:spacing w:line="360" w:lineRule="auto"/>
         <w:ind w:left="480" w:hanging="480"/>
         <w:rPr>
           <w:rFonts w:ascii="Times New Roman" w:hAnsi="Times New Roman" w:cs="Times New Roman"/>
@@ -3274,7 +3207,6 @@
         <w:autoSpaceDE w:val="0"/>
         <w:autoSpaceDN w:val="0"/>
         <w:adjustRightInd w:val="0"/>
-        <w:spacing w:line="360" w:lineRule="auto"/>
         <w:ind w:left="480" w:hanging="480"/>
         <w:rPr>
           <w:rFonts w:ascii="Times New Roman" w:hAnsi="Times New Roman" w:cs="Times New Roman"/>
@@ -3334,7 +3266,6 @@
     </w:p>
     <w:p>
       <w:pPr>
-        <w:spacing w:line="360" w:lineRule="auto"/>
         <w:ind w:hanging="283"/>
         <w:jc w:val="both"/>
         <w:rPr>
@@ -3354,7 +3285,6 @@
     </w:p>
     <w:p>
       <w:pPr>
-        <w:spacing w:line="360" w:lineRule="auto"/>
         <w:ind w:hanging="283"/>
         <w:jc w:val="both"/>
         <w:rPr>
@@ -3366,7 +3296,6 @@
     </w:p>
     <w:p>
       <w:pPr>
-        <w:spacing w:line="360" w:lineRule="auto"/>
         <w:ind w:hanging="283"/>
         <w:jc w:val="both"/>
         <w:rPr>
@@ -3378,7 +3307,6 @@
     </w:p>
     <w:p>
       <w:pPr>
-        <w:spacing w:line="360" w:lineRule="auto"/>
         <w:ind w:hanging="283"/>
         <w:jc w:val="both"/>
         <w:rPr>
@@ -3390,7 +3318,6 @@
     </w:p>
     <w:p>
       <w:pPr>
-        <w:spacing w:line="360" w:lineRule="auto"/>
         <w:ind w:hanging="283"/>
         <w:jc w:val="both"/>
         <w:rPr>
@@ -3402,7 +3329,6 @@
     </w:p>
     <w:p>
       <w:pPr>
-        <w:spacing w:line="360" w:lineRule="auto"/>
         <w:ind w:hanging="283"/>
         <w:jc w:val="both"/>
         <w:rPr>
@@ -3414,7 +3340,6 @@
     </w:p>
     <w:p>
       <w:pPr>
-        <w:spacing w:line="360" w:lineRule="auto"/>
         <w:ind w:hanging="283"/>
         <w:jc w:val="both"/>
         <w:rPr>
@@ -3426,7 +3351,6 @@
     </w:p>
     <w:p>
       <w:pPr>
-        <w:spacing w:line="360" w:lineRule="auto"/>
         <w:ind w:hanging="283"/>
         <w:jc w:val="both"/>
         <w:rPr>
@@ -3438,7 +3362,6 @@
     </w:p>
     <w:p>
       <w:pPr>
-        <w:spacing w:line="360" w:lineRule="auto"/>
         <w:ind w:hanging="283"/>
         <w:jc w:val="both"/>
         <w:rPr>
@@ -3450,7 +3373,6 @@
     </w:p>
     <w:p>
       <w:pPr>
-        <w:spacing w:line="360" w:lineRule="auto"/>
         <w:jc w:val="both"/>
       </w:pPr>
     </w:p>
@@ -3561,7 +3483,7 @@
         <w:sz w:val="24"/>
         <w:szCs w:val="24"/>
       </w:rPr>
-      <w:t>6</w:t>
+      <w:t>1</w:t>
     </w:r>
     <w:r>
       <w:rPr>
@@ -5780,7 +5702,7 @@
   </w:latentStyles>
   <w:style w:type="paragraph" w:default="1" w:styleId="Normal">
     <w:name w:val="Normal"/>
-    <w:rsid w:val="009A42DC"/>
+    <w:rsid w:val="00DD0F72"/>
   </w:style>
   <w:style w:type="paragraph" w:styleId="Heading1">
     <w:name w:val="heading 1"/>
@@ -6368,7 +6290,7 @@
 </file>
 
 <file path=customXml/itemProps1.xml><?xml version="1.0" encoding="utf-8"?>
-<ds:datastoreItem xmlns:ds="http://schemas.openxmlformats.org/officeDocument/2006/customXml" ds:itemID="{3922BD2E-5B9A-4135-A957-F9EF20B4B9F5}">
+<ds:datastoreItem xmlns:ds="http://schemas.openxmlformats.org/officeDocument/2006/customXml" ds:itemID="{8F8BBD15-E64A-43DB-B692-A0EEA516F632}">
   <ds:schemaRefs>
     <ds:schemaRef ds:uri="http://schemas.openxmlformats.org/officeDocument/2006/bibliography"/>
   </ds:schemaRefs>
